--- a/fixtures/example-sales/example-sales-resume-letter.docx
+++ b/fixtures/example-sales/example-sales-resume-letter.docx
@@ -75,7 +75,7 @@
         <w:rPr>
           <w:rtl w:val="0"/>
         </w:rPr>
-        <w:t xml:space="preserve">Sales representative with five years selling packaging supplies to food and beverage distributors across the Southeast. Hit or beat quota in every full year, and comfortable with long sales cycles.</w:t>
+        <w:t xml:space="preserve">Sales representative with six years in B2B sales, the last four selling packaging supplies to food and beverage distributors across the Southeast. Hit or beat quota in every full year, and comfortable with long sales cycles.</w:t>
       </w:r>
     </w:p>
     <w:p>
@@ -106,7 +106,7 @@
           <w:bCs w:val="1"/>
           <w:rtl w:val="0"/>
         </w:rPr>
-        <w:t xml:space="preserve">Tri-State Packaging Supply</w:t>
+        <w:t xml:space="preserve">Tennwick Packaging Supply</w:t>
       </w:r>
       <w:r>
         <w:rPr>
@@ -156,7 +156,7 @@
         <w:rPr>
           <w:rtl w:val="0"/>
         </w:rPr>
-        <w:t xml:space="preserve">Grew a five-state territory from $3.1M to $4.6M in annual revenue; 118% of quota in 2024 and 109% in 2023</w:t>
+        <w:t xml:space="preserve">Grew a five-state territory from $3.1M to $4.6M in annual revenue; 118% of quota in 2025 and 109% in 2024</w:t>
       </w:r>
     </w:p>
     <w:p>
@@ -334,7 +334,7 @@
           <w:bCs w:val="1"/>
           <w:rtl w:val="0"/>
         </w:rPr>
-        <w:t xml:space="preserve">The Copper Kettle</w:t>
+        <w:t xml:space="preserve">The Sorrel Hen</w:t>
       </w:r>
       <w:r>
         <w:rPr>

--- a/fixtures/example-sales/example-sales-resume-letter.docx
+++ b/fixtures/example-sales/example-sales-resume-letter.docx
@@ -31,7 +31,7 @@
           <w:rPr>
             <w:rtl w:val="0"/>
           </w:rPr>
-          <w:t xml:space="preserve">tyler.brennan@email.com</w:t>
+          <w:t xml:space="preserve">tyler.brennan@example.com</w:t>
         </w:r>
       </w:hyperlink>
       <w:r>
